--- a/Introduction_to_Data_and_Data_Science - Copy.docx
+++ b/Introduction_to_Data_and_Data_Science - Copy.docx
@@ -7,7 +7,13 @@
         <w:pStyle w:val="Heading1"/>
       </w:pPr>
       <w:r>
-        <w:t># INTRODUCTION TO RAGS</w:t>
+        <w:t xml:space="preserve"># </w:t>
+      </w:r>
+      <w:r>
+        <w:t xml:space="preserve">COURSE TITLE: </w:t>
+      </w:r>
+      <w:r>
+        <w:t>INTRODUCTION TO RAGS</w:t>
       </w:r>
     </w:p>
     <w:p>
@@ -18,6 +24,9 @@
         <w:t xml:space="preserve">## </w:t>
       </w:r>
       <w:r>
+        <w:t xml:space="preserve">Lecture title: </w:t>
+      </w:r>
+      <w:r>
         <w:t>Analysis vs Analytics</w:t>
       </w:r>
     </w:p>
@@ -366,6 +375,9 @@
       </w:pPr>
       <w:r>
         <w:t xml:space="preserve">## </w:t>
+      </w:r>
+      <w:r>
+        <w:t xml:space="preserve">Lecture title: </w:t>
       </w:r>
       <w:r>
         <w:t>Programming Languages &amp; Software Employed in Data Science - All the Tools You Need</w:t>
